--- a/Naive Bayes/SpynaiveBayesoutput.docx
+++ b/Naive Bayes/SpynaiveBayesoutput.docx
@@ -26,7 +26,7 @@
                     <pic:cNvPicPr/>
                   </pic:nvPicPr>
                   <pic:blipFill>
-                    <a:blip r:embed="rId4"/>
+                    <a:blip r:embed="rId5"/>
                     <a:stretch>
                       <a:fillRect/>
                     </a:stretch>
@@ -100,27 +100,7 @@
           <w:szCs w:val="28"/>
           <w:u w:val="single"/>
         </w:rPr>
-        <w:t>Gaussian Naïve Bayes with</w:t>
-      </w:r>
-      <w:r>
-        <w:rPr>
-          <w:b/>
-          <w:bCs/>
-          <w:sz w:val="28"/>
-          <w:szCs w:val="28"/>
-          <w:u w:val="single"/>
-        </w:rPr>
-        <w:t>out</w:t>
-      </w:r>
-      <w:r>
-        <w:rPr>
-          <w:b/>
-          <w:bCs/>
-          <w:sz w:val="28"/>
-          <w:szCs w:val="28"/>
-          <w:u w:val="single"/>
-        </w:rPr>
-        <w:t xml:space="preserve"> Scaling Features</w:t>
+        <w:t>Gaussian Naïve Bayes without Scaling Features</w:t>
       </w:r>
     </w:p>
     <w:p>
@@ -139,6 +119,7 @@
         <w:rPr>
           <w:b/>
           <w:bCs/>
+          <w:noProof/>
           <w:sz w:val="28"/>
           <w:szCs w:val="28"/>
           <w:u w:val="single"/>
@@ -159,7 +140,7 @@
                     <pic:cNvPicPr/>
                   </pic:nvPicPr>
                   <pic:blipFill>
-                    <a:blip r:embed="rId5"/>
+                    <a:blip r:embed="rId6"/>
                     <a:stretch>
                       <a:fillRect/>
                     </a:stretch>
@@ -308,13 +289,7 @@
         <w:rPr>
           <w:highlight w:val="cyan"/>
         </w:rPr>
-        <w:t xml:space="preserve"> </w:t>
-      </w:r>
-      <w:r>
-        <w:rPr>
-          <w:highlight w:val="cyan"/>
-        </w:rPr>
-        <w:t>Gaussian Naïve Bayes with Scaling Features</w:t>
+        <w:t xml:space="preserve"> Gaussian Naïve Bayes with Scaling Features</w:t>
       </w:r>
     </w:p>
     <w:p>
@@ -408,6 +383,7 @@
         <w:rPr>
           <w:b/>
           <w:bCs/>
+          <w:noProof/>
           <w:sz w:val="28"/>
           <w:szCs w:val="28"/>
           <w:u w:val="single"/>
@@ -428,7 +404,7 @@
                     <pic:cNvPicPr/>
                   </pic:nvPicPr>
                   <pic:blipFill>
-                    <a:blip r:embed="rId6"/>
+                    <a:blip r:embed="rId7"/>
                     <a:stretch>
                       <a:fillRect/>
                     </a:stretch>
@@ -502,38 +478,19 @@
           <w:highlight w:val="yellow"/>
           <w:u w:val="single"/>
         </w:rPr>
-        <w:t>Bernoulli Naïve Bayes with</w:t>
-      </w:r>
+        <w:t>Bernoulli Naïve Bayes without Scaling Features</w:t>
+      </w:r>
+    </w:p>
+    <w:p>
+      <w:pPr>
+        <w:spacing w:after="0"/>
+        <w:ind w:left="-993"/>
+        <w:jc w:val="center"/>
+      </w:pPr>
       <w:r>
         <w:rPr>
-          <w:b/>
-          <w:bCs/>
-          <w:sz w:val="28"/>
-          <w:szCs w:val="28"/>
-          <w:highlight w:val="yellow"/>
-          <w:u w:val="single"/>
+          <w:noProof/>
         </w:rPr>
-        <w:t>out</w:t>
-      </w:r>
-      <w:r>
-        <w:rPr>
-          <w:b/>
-          <w:bCs/>
-          <w:sz w:val="28"/>
-          <w:szCs w:val="28"/>
-          <w:highlight w:val="yellow"/>
-          <w:u w:val="single"/>
-        </w:rPr>
-        <w:t xml:space="preserve"> Scaling Features</w:t>
-      </w:r>
-    </w:p>
-    <w:p>
-      <w:pPr>
-        <w:spacing w:after="0"/>
-        <w:ind w:left="-993"/>
-        <w:jc w:val="center"/>
-      </w:pPr>
-      <w:r>
         <w:drawing>
           <wp:inline distT="0" distB="0" distL="0" distR="0" wp14:anchorId="3D23E84A" wp14:editId="6B64850F">
             <wp:extent cx="6995160" cy="3209925"/>
@@ -550,7 +507,7 @@
                     <pic:cNvPicPr/>
                   </pic:nvPicPr>
                   <pic:blipFill>
-                    <a:blip r:embed="rId7"/>
+                    <a:blip r:embed="rId8"/>
                     <a:stretch>
                       <a:fillRect/>
                     </a:stretch>
@@ -580,25 +537,7 @@
         <w:jc w:val="both"/>
       </w:pPr>
       <w:r>
-        <w:t xml:space="preserve">Accuracy = </w:t>
-      </w:r>
-      <w:r>
-        <w:t>7</w:t>
-      </w:r>
-      <w:r>
-        <w:t xml:space="preserve">2.5, Bias = </w:t>
-      </w:r>
-      <w:r>
-        <w:t>62.18</w:t>
-      </w:r>
-      <w:r>
-        <w:t xml:space="preserve">, Variance = </w:t>
-      </w:r>
-      <w:r>
-        <w:t>7</w:t>
-      </w:r>
-      <w:r>
-        <w:t>2.5</w:t>
+        <w:t>Accuracy = 72.5, Bias = 62.18, Variance = 72.5</w:t>
       </w:r>
     </w:p>
     <w:p>
@@ -710,10 +649,7 @@
               <w:jc w:val="both"/>
             </w:pPr>
             <w:r>
-              <w:t xml:space="preserve"> </w:t>
-            </w:r>
-            <w:r>
-              <w:t>Accuracy = 72.5, Bias = 62.18, Variance = 72.5</w:t>
+              <w:t xml:space="preserve"> Accuracy = 72.5, Bias = 62.18, Variance = 72.5</w:t>
             </w:r>
           </w:p>
         </w:tc>
@@ -817,6 +753,7 @@
         <w:rPr>
           <w:b/>
           <w:bCs/>
+          <w:noProof/>
           <w:sz w:val="28"/>
           <w:szCs w:val="28"/>
           <w:u w:val="single"/>
@@ -837,7 +774,7 @@
                     <pic:cNvPicPr/>
                   </pic:nvPicPr>
                   <pic:blipFill>
-                    <a:blip r:embed="rId8"/>
+                    <a:blip r:embed="rId9"/>
                     <a:stretch>
                       <a:fillRect/>
                     </a:stretch>
@@ -918,6 +855,9 @@
         <w:jc w:val="both"/>
       </w:pPr>
       <w:r>
+        <w:rPr>
+          <w:noProof/>
+        </w:rPr>
         <w:drawing>
           <wp:inline distT="0" distB="0" distL="0" distR="0" wp14:anchorId="52E93DCF" wp14:editId="7CB766CB">
             <wp:extent cx="7056120" cy="3268980"/>
@@ -934,7 +874,7 @@
                     <pic:cNvPicPr/>
                   </pic:nvPicPr>
                   <pic:blipFill>
-                    <a:blip r:embed="rId9"/>
+                    <a:blip r:embed="rId10"/>
                     <a:stretch>
                       <a:fillRect/>
                     </a:stretch>
@@ -2181,6 +2121,9 @@
         <w:jc w:val="both"/>
       </w:pPr>
       <w:r>
+        <w:rPr>
+          <w:noProof/>
+        </w:rPr>
         <w:lastRenderedPageBreak/>
         <w:drawing>
           <wp:inline distT="0" distB="0" distL="0" distR="0" wp14:anchorId="41F32644" wp14:editId="722664B5">
@@ -2198,7 +2141,7 @@
                     <pic:cNvPicPr/>
                   </pic:nvPicPr>
                   <pic:blipFill>
-                    <a:blip r:embed="rId10"/>
+                    <a:blip r:embed="rId11"/>
                     <a:stretch>
                       <a:fillRect/>
                     </a:stretch>
@@ -2537,6 +2480,338 @@
         <w:t xml:space="preserve"> so Normaliser scaling feature is used.</w:t>
       </w:r>
     </w:p>
+    <w:p>
+      <w:pPr>
+        <w:tabs>
+          <w:tab w:val="left" w:pos="2424"/>
+        </w:tabs>
+        <w:spacing w:after="0"/>
+        <w:ind w:left="-993"/>
+        <w:jc w:val="both"/>
+      </w:pPr>
+    </w:p>
+    <w:p>
+      <w:pPr>
+        <w:tabs>
+          <w:tab w:val="left" w:pos="2424"/>
+        </w:tabs>
+        <w:spacing w:after="0"/>
+        <w:ind w:left="-993"/>
+        <w:jc w:val="both"/>
+      </w:pPr>
+    </w:p>
+    <w:p>
+      <w:pPr>
+        <w:tabs>
+          <w:tab w:val="left" w:pos="2424"/>
+        </w:tabs>
+        <w:spacing w:after="0"/>
+        <w:ind w:left="-993"/>
+        <w:jc w:val="both"/>
+      </w:pPr>
+    </w:p>
+    <w:tbl>
+      <w:tblPr>
+        <w:tblStyle w:val="TableGrid"/>
+        <w:tblW w:w="10343" w:type="dxa"/>
+        <w:tblInd w:w="-1134" w:type="dxa"/>
+        <w:tblLook w:val="04A0" w:firstRow="1" w:lastRow="0" w:firstColumn="1" w:lastColumn="0" w:noHBand="0" w:noVBand="1"/>
+      </w:tblPr>
+      <w:tblGrid>
+        <w:gridCol w:w="5240"/>
+        <w:gridCol w:w="5103"/>
+      </w:tblGrid>
+      <w:tr>
+        <w:tc>
+          <w:tcPr>
+            <w:tcW w:w="5240" w:type="dxa"/>
+          </w:tcPr>
+          <w:p>
+            <w:pPr>
+              <w:rPr>
+                <w:sz w:val="20"/>
+                <w:szCs w:val="20"/>
+              </w:rPr>
+            </w:pPr>
+            <w:r>
+              <w:rPr>
+                <w:sz w:val="20"/>
+                <w:szCs w:val="20"/>
+                <w:highlight w:val="yellow"/>
+              </w:rPr>
+              <w:t>Gaussian Naïve Bayes without Scaling Features</w:t>
+            </w:r>
+          </w:p>
+        </w:tc>
+        <w:tc>
+          <w:tcPr>
+            <w:tcW w:w="5103" w:type="dxa"/>
+          </w:tcPr>
+          <w:p>
+            <w:pPr>
+              <w:pBdr>
+                <w:bottom w:val="single" w:sz="6" w:space="1" w:color="auto"/>
+              </w:pBdr>
+              <w:rPr>
+                <w:b/>
+                <w:bCs/>
+              </w:rPr>
+            </w:pPr>
+            <w:r>
+              <w:rPr>
+                <w:b/>
+                <w:bCs/>
+              </w:rPr>
+              <w:t xml:space="preserve"> </w:t>
+            </w:r>
+            <w:r>
+              <w:rPr>
+                <w:b/>
+                <w:bCs/>
+              </w:rPr>
+              <w:t>Accuracy = 92.5, Bias = 87.81, Variance = 92.5</w:t>
+            </w:r>
+          </w:p>
+        </w:tc>
+      </w:tr>
+      <w:tr>
+        <w:tc>
+          <w:tcPr>
+            <w:tcW w:w="5240" w:type="dxa"/>
+          </w:tcPr>
+          <w:p>
+            <w:pPr>
+              <w:rPr>
+                <w:sz w:val="20"/>
+                <w:szCs w:val="20"/>
+              </w:rPr>
+            </w:pPr>
+            <w:r>
+              <w:rPr>
+                <w:sz w:val="20"/>
+                <w:szCs w:val="20"/>
+                <w:highlight w:val="cyan"/>
+              </w:rPr>
+              <w:t>Bernoulli Naïve Bayes with Scaling Features</w:t>
+            </w:r>
+          </w:p>
+        </w:tc>
+        <w:tc>
+          <w:tcPr>
+            <w:tcW w:w="5103" w:type="dxa"/>
+          </w:tcPr>
+          <w:p>
+            <w:pPr>
+              <w:tabs>
+                <w:tab w:val="left" w:pos="2424"/>
+              </w:tabs>
+              <w:jc w:val="both"/>
+              <w:rPr>
+                <w:b/>
+                <w:bCs/>
+              </w:rPr>
+            </w:pPr>
+            <w:r>
+              <w:t xml:space="preserve"> </w:t>
+            </w:r>
+            <w:r>
+              <w:rPr>
+                <w:b/>
+                <w:bCs/>
+              </w:rPr>
+              <w:t>Accuracy = 82.5, Bias = 70.93, Variance = 82.5</w:t>
+            </w:r>
+          </w:p>
+        </w:tc>
+      </w:tr>
+      <w:tr>
+        <w:tc>
+          <w:tcPr>
+            <w:tcW w:w="5240" w:type="dxa"/>
+          </w:tcPr>
+          <w:p>
+            <w:pPr>
+              <w:rPr>
+                <w:sz w:val="20"/>
+                <w:szCs w:val="20"/>
+                <w:highlight w:val="cyan"/>
+              </w:rPr>
+            </w:pPr>
+            <w:r>
+              <w:rPr>
+                <w:sz w:val="20"/>
+                <w:szCs w:val="20"/>
+                <w:highlight w:val="cyan"/>
+              </w:rPr>
+              <w:t>Multinomial Naïve Bayes without Normaliser Scaling Feature</w:t>
+            </w:r>
+            <w:r>
+              <w:rPr>
+                <w:sz w:val="20"/>
+                <w:szCs w:val="20"/>
+              </w:rPr>
+              <w:t>s</w:t>
+            </w:r>
+          </w:p>
+        </w:tc>
+        <w:tc>
+          <w:tcPr>
+            <w:tcW w:w="5103" w:type="dxa"/>
+          </w:tcPr>
+          <w:p>
+            <w:pPr>
+              <w:tabs>
+                <w:tab w:val="left" w:pos="2424"/>
+              </w:tabs>
+              <w:jc w:val="both"/>
+            </w:pPr>
+            <w:r>
+              <w:rPr>
+                <w:b/>
+                <w:bCs/>
+              </w:rPr>
+              <w:t xml:space="preserve"> </w:t>
+            </w:r>
+            <w:r>
+              <w:rPr>
+                <w:b/>
+                <w:bCs/>
+              </w:rPr>
+              <w:t>Accuracy =72.5, Bias = 62.18, Variance = 72.5</w:t>
+            </w:r>
+          </w:p>
+        </w:tc>
+      </w:tr>
+    </w:tbl>
+    <w:p>
+      <w:pPr>
+        <w:tabs>
+          <w:tab w:val="left" w:pos="2424"/>
+        </w:tabs>
+        <w:spacing w:after="0"/>
+        <w:ind w:left="-993"/>
+        <w:jc w:val="both"/>
+      </w:pPr>
+    </w:p>
+    <w:p>
+      <w:pPr>
+        <w:tabs>
+          <w:tab w:val="left" w:pos="2424"/>
+        </w:tabs>
+        <w:spacing w:after="0"/>
+        <w:ind w:left="-993"/>
+        <w:jc w:val="both"/>
+      </w:pPr>
+      <w:r>
+        <w:t>Rank wise</w:t>
+      </w:r>
+    </w:p>
+    <w:tbl>
+      <w:tblPr>
+        <w:tblStyle w:val="TableGrid"/>
+        <w:tblW w:w="10343" w:type="dxa"/>
+        <w:tblInd w:w="-1134" w:type="dxa"/>
+        <w:tblLook w:val="04A0" w:firstRow="1" w:lastRow="0" w:firstColumn="1" w:lastColumn="0" w:noHBand="0" w:noVBand="1"/>
+      </w:tblPr>
+      <w:tblGrid>
+        <w:gridCol w:w="10343"/>
+      </w:tblGrid>
+      <w:tr>
+        <w:tc>
+          <w:tcPr>
+            <w:tcW w:w="5240" w:type="dxa"/>
+          </w:tcPr>
+          <w:p>
+            <w:pPr>
+              <w:pStyle w:val="ListParagraph"/>
+              <w:numPr>
+                <w:ilvl w:val="0"/>
+                <w:numId w:val="2"/>
+              </w:numPr>
+              <w:rPr>
+                <w:sz w:val="20"/>
+                <w:szCs w:val="20"/>
+              </w:rPr>
+            </w:pPr>
+            <w:r>
+              <w:rPr>
+                <w:sz w:val="20"/>
+                <w:szCs w:val="20"/>
+                <w:highlight w:val="yellow"/>
+              </w:rPr>
+              <w:t>Gaussian Naïve Bayes without Scaling Features</w:t>
+            </w:r>
+          </w:p>
+        </w:tc>
+      </w:tr>
+      <w:tr>
+        <w:tc>
+          <w:tcPr>
+            <w:tcW w:w="5240" w:type="dxa"/>
+          </w:tcPr>
+          <w:p>
+            <w:pPr>
+              <w:pStyle w:val="ListParagraph"/>
+              <w:numPr>
+                <w:ilvl w:val="0"/>
+                <w:numId w:val="2"/>
+              </w:numPr>
+              <w:rPr>
+                <w:sz w:val="20"/>
+                <w:szCs w:val="20"/>
+              </w:rPr>
+            </w:pPr>
+            <w:r>
+              <w:rPr>
+                <w:sz w:val="20"/>
+                <w:szCs w:val="20"/>
+                <w:highlight w:val="cyan"/>
+              </w:rPr>
+              <w:t>Bernoulli Naïve Bayes with Scaling Features</w:t>
+            </w:r>
+          </w:p>
+        </w:tc>
+      </w:tr>
+      <w:tr>
+        <w:tc>
+          <w:tcPr>
+            <w:tcW w:w="5240" w:type="dxa"/>
+          </w:tcPr>
+          <w:p>
+            <w:pPr>
+              <w:pStyle w:val="ListParagraph"/>
+              <w:numPr>
+                <w:ilvl w:val="0"/>
+                <w:numId w:val="2"/>
+              </w:numPr>
+              <w:rPr>
+                <w:sz w:val="20"/>
+                <w:szCs w:val="20"/>
+              </w:rPr>
+            </w:pPr>
+            <w:r>
+              <w:rPr>
+                <w:sz w:val="20"/>
+                <w:szCs w:val="20"/>
+                <w:highlight w:val="lightGray"/>
+              </w:rPr>
+              <w:t>Multinomial Naïve Bayes without Normaliser Scaling Features</w:t>
+            </w:r>
+          </w:p>
+        </w:tc>
+      </w:tr>
+    </w:tbl>
+    <w:p>
+      <w:pPr>
+        <w:pStyle w:val="ListParagraph"/>
+        <w:tabs>
+          <w:tab w:val="left" w:pos="2424"/>
+        </w:tabs>
+        <w:spacing w:after="0"/>
+        <w:ind w:left="-633"/>
+        <w:jc w:val="both"/>
+      </w:pPr>
+    </w:p>
     <w:sectPr>
       <w:pgSz w:w="11906" w:h="16838"/>
       <w:pgMar w:top="567" w:right="1440" w:bottom="1440" w:left="1440" w:header="708" w:footer="708" w:gutter="0"/>
@@ -2545,6 +2820,195 @@
     </w:sectPr>
   </w:body>
 </w:document>
+</file>
+
+<file path=word/numbering.xml><?xml version="1.0" encoding="utf-8"?>
+<w:numbering xmlns:wpc="http://schemas.microsoft.com/office/word/2010/wordprocessingCanvas" xmlns:cx="http://schemas.microsoft.com/office/drawing/2014/chartex" xmlns:cx1="http://schemas.microsoft.com/office/drawing/2015/9/8/chartex" xmlns:cx2="http://schemas.microsoft.com/office/drawing/2015/10/21/chartex" xmlns:cx3="http://schemas.microsoft.com/office/drawing/2016/5/9/chartex" xmlns:cx4="http://schemas.microsoft.com/office/drawing/2016/5/10/chartex" xmlns:cx5="http://schemas.microsoft.com/office/drawing/2016/5/11/chartex" xmlns:cx6="http://schemas.microsoft.com/office/drawing/2016/5/12/chartex" xmlns:cx7="http://schemas.microsoft.com/office/drawing/2016/5/13/chartex" xmlns:cx8="http://schemas.microsoft.com/office/drawing/2016/5/14/chartex" xmlns:mc="http://schemas.openxmlformats.org/markup-compatibility/2006" xmlns:aink="http://schemas.microsoft.com/office/drawing/2016/ink" xmlns:am3d="http://schemas.microsoft.com/office/drawing/2017/model3d" xmlns:o="urn:schemas-microsoft-com:office:office" xmlns:oel="http://schemas.microsoft.com/office/2019/extlst" xmlns:r="http://schemas.openxmlformats.org/officeDocument/2006/relationships" xmlns:m="http://schemas.openxmlformats.org/officeDocument/2006/math" xmlns:v="urn:schemas-microsoft-com:vml" xmlns:wp14="http://schemas.microsoft.com/office/word/2010/wordprocessingDrawing" xmlns:wp="http://schemas.openxmlformats.org/drawingml/2006/wordprocessingDrawing" xmlns:w10="urn:schemas-microsoft-com:office:word" xmlns:w="http://schemas.openxmlformats.org/wordprocessingml/2006/main" xmlns:w14="http://schemas.microsoft.com/office/word/2010/wordml" xmlns:w15="http://schemas.microsoft.com/office/word/2012/wordml" xmlns:w16cex="http://schemas.microsoft.com/office/word/2018/wordml/cex" xmlns:w16cid="http://schemas.microsoft.com/office/word/2016/wordml/cid" xmlns:w16="http://schemas.microsoft.com/office/word/2018/wordml" xmlns:w16du="http://schemas.microsoft.com/office/word/2023/wordml/word16du" xmlns:w16sdtdh="http://schemas.microsoft.com/office/word/2020/wordml/sdtdatahash" xmlns:w16sdtfl="http://schemas.microsoft.com/office/word/2024/wordml/sdtformatlock" xmlns:w16se="http://schemas.microsoft.com/office/word/2015/wordml/symex" xmlns:wpg="http://schemas.microsoft.com/office/word/2010/wordprocessingGroup" xmlns:wpi="http://schemas.microsoft.com/office/word/2010/wordprocessingInk" xmlns:wne="http://schemas.microsoft.com/office/word/2006/wordml" xmlns:wps="http://schemas.microsoft.com/office/word/2010/wordprocessingShape" mc:Ignorable="w14 w15 w16se w16cid w16 w16cex w16sdtdh w16sdtfl w16du wp14">
+  <w:abstractNum w:abstractNumId="0" w15:restartNumberingAfterBreak="0">
+    <w:nsid w:val="4D7702AA"/>
+    <w:multiLevelType w:val="hybridMultilevel"/>
+    <w:tmpl w:val="2A820B3E"/>
+    <w:lvl w:ilvl="0" w:tplc="E4DC7086">
+      <w:start w:val="1"/>
+      <w:numFmt w:val="decimal"/>
+      <w:lvlText w:val="%1."/>
+      <w:lvlJc w:val="left"/>
+      <w:pPr>
+        <w:ind w:left="-633" w:hanging="360"/>
+      </w:pPr>
+      <w:rPr>
+        <w:rFonts w:hint="default"/>
+      </w:rPr>
+    </w:lvl>
+    <w:lvl w:ilvl="1" w:tplc="40090019" w:tentative="1">
+      <w:start w:val="1"/>
+      <w:numFmt w:val="lowerLetter"/>
+      <w:lvlText w:val="%2."/>
+      <w:lvlJc w:val="left"/>
+      <w:pPr>
+        <w:ind w:left="87" w:hanging="360"/>
+      </w:pPr>
+    </w:lvl>
+    <w:lvl w:ilvl="2" w:tplc="4009001B" w:tentative="1">
+      <w:start w:val="1"/>
+      <w:numFmt w:val="lowerRoman"/>
+      <w:lvlText w:val="%3."/>
+      <w:lvlJc w:val="right"/>
+      <w:pPr>
+        <w:ind w:left="807" w:hanging="180"/>
+      </w:pPr>
+    </w:lvl>
+    <w:lvl w:ilvl="3" w:tplc="4009000F" w:tentative="1">
+      <w:start w:val="1"/>
+      <w:numFmt w:val="decimal"/>
+      <w:lvlText w:val="%4."/>
+      <w:lvlJc w:val="left"/>
+      <w:pPr>
+        <w:ind w:left="1527" w:hanging="360"/>
+      </w:pPr>
+    </w:lvl>
+    <w:lvl w:ilvl="4" w:tplc="40090019" w:tentative="1">
+      <w:start w:val="1"/>
+      <w:numFmt w:val="lowerLetter"/>
+      <w:lvlText w:val="%5."/>
+      <w:lvlJc w:val="left"/>
+      <w:pPr>
+        <w:ind w:left="2247" w:hanging="360"/>
+      </w:pPr>
+    </w:lvl>
+    <w:lvl w:ilvl="5" w:tplc="4009001B" w:tentative="1">
+      <w:start w:val="1"/>
+      <w:numFmt w:val="lowerRoman"/>
+      <w:lvlText w:val="%6."/>
+      <w:lvlJc w:val="right"/>
+      <w:pPr>
+        <w:ind w:left="2967" w:hanging="180"/>
+      </w:pPr>
+    </w:lvl>
+    <w:lvl w:ilvl="6" w:tplc="4009000F" w:tentative="1">
+      <w:start w:val="1"/>
+      <w:numFmt w:val="decimal"/>
+      <w:lvlText w:val="%7."/>
+      <w:lvlJc w:val="left"/>
+      <w:pPr>
+        <w:ind w:left="3687" w:hanging="360"/>
+      </w:pPr>
+    </w:lvl>
+    <w:lvl w:ilvl="7" w:tplc="40090019" w:tentative="1">
+      <w:start w:val="1"/>
+      <w:numFmt w:val="lowerLetter"/>
+      <w:lvlText w:val="%8."/>
+      <w:lvlJc w:val="left"/>
+      <w:pPr>
+        <w:ind w:left="4407" w:hanging="360"/>
+      </w:pPr>
+    </w:lvl>
+    <w:lvl w:ilvl="8" w:tplc="4009001B" w:tentative="1">
+      <w:start w:val="1"/>
+      <w:numFmt w:val="lowerRoman"/>
+      <w:lvlText w:val="%9."/>
+      <w:lvlJc w:val="right"/>
+      <w:pPr>
+        <w:ind w:left="5127" w:hanging="180"/>
+      </w:pPr>
+    </w:lvl>
+  </w:abstractNum>
+  <w:abstractNum w:abstractNumId="1" w15:restartNumberingAfterBreak="0">
+    <w:nsid w:val="6A5A459B"/>
+    <w:multiLevelType w:val="hybridMultilevel"/>
+    <w:tmpl w:val="F440CEA6"/>
+    <w:lvl w:ilvl="0" w:tplc="4009000F">
+      <w:start w:val="1"/>
+      <w:numFmt w:val="decimal"/>
+      <w:lvlText w:val="%1."/>
+      <w:lvlJc w:val="left"/>
+      <w:pPr>
+        <w:ind w:left="720" w:hanging="360"/>
+      </w:pPr>
+      <w:rPr>
+        <w:rFonts w:hint="default"/>
+      </w:rPr>
+    </w:lvl>
+    <w:lvl w:ilvl="1" w:tplc="40090019" w:tentative="1">
+      <w:start w:val="1"/>
+      <w:numFmt w:val="lowerLetter"/>
+      <w:lvlText w:val="%2."/>
+      <w:lvlJc w:val="left"/>
+      <w:pPr>
+        <w:ind w:left="1440" w:hanging="360"/>
+      </w:pPr>
+    </w:lvl>
+    <w:lvl w:ilvl="2" w:tplc="4009001B" w:tentative="1">
+      <w:start w:val="1"/>
+      <w:numFmt w:val="lowerRoman"/>
+      <w:lvlText w:val="%3."/>
+      <w:lvlJc w:val="right"/>
+      <w:pPr>
+        <w:ind w:left="2160" w:hanging="180"/>
+      </w:pPr>
+    </w:lvl>
+    <w:lvl w:ilvl="3" w:tplc="4009000F" w:tentative="1">
+      <w:start w:val="1"/>
+      <w:numFmt w:val="decimal"/>
+      <w:lvlText w:val="%4."/>
+      <w:lvlJc w:val="left"/>
+      <w:pPr>
+        <w:ind w:left="2880" w:hanging="360"/>
+      </w:pPr>
+    </w:lvl>
+    <w:lvl w:ilvl="4" w:tplc="40090019" w:tentative="1">
+      <w:start w:val="1"/>
+      <w:numFmt w:val="lowerLetter"/>
+      <w:lvlText w:val="%5."/>
+      <w:lvlJc w:val="left"/>
+      <w:pPr>
+        <w:ind w:left="3600" w:hanging="360"/>
+      </w:pPr>
+    </w:lvl>
+    <w:lvl w:ilvl="5" w:tplc="4009001B" w:tentative="1">
+      <w:start w:val="1"/>
+      <w:numFmt w:val="lowerRoman"/>
+      <w:lvlText w:val="%6."/>
+      <w:lvlJc w:val="right"/>
+      <w:pPr>
+        <w:ind w:left="4320" w:hanging="180"/>
+      </w:pPr>
+    </w:lvl>
+    <w:lvl w:ilvl="6" w:tplc="4009000F" w:tentative="1">
+      <w:start w:val="1"/>
+      <w:numFmt w:val="decimal"/>
+      <w:lvlText w:val="%7."/>
+      <w:lvlJc w:val="left"/>
+      <w:pPr>
+        <w:ind w:left="5040" w:hanging="360"/>
+      </w:pPr>
+    </w:lvl>
+    <w:lvl w:ilvl="7" w:tplc="40090019" w:tentative="1">
+      <w:start w:val="1"/>
+      <w:numFmt w:val="lowerLetter"/>
+      <w:lvlText w:val="%8."/>
+      <w:lvlJc w:val="left"/>
+      <w:pPr>
+        <w:ind w:left="5760" w:hanging="360"/>
+      </w:pPr>
+    </w:lvl>
+    <w:lvl w:ilvl="8" w:tplc="4009001B" w:tentative="1">
+      <w:start w:val="1"/>
+      <w:numFmt w:val="lowerRoman"/>
+      <w:lvlText w:val="%9."/>
+      <w:lvlJc w:val="right"/>
+      <w:pPr>
+        <w:ind w:left="6480" w:hanging="180"/>
+      </w:pPr>
+    </w:lvl>
+  </w:abstractNum>
+  <w:num w:numId="1" w16cid:durableId="612127989">
+    <w:abstractNumId w:val="0"/>
+  </w:num>
+  <w:num w:numId="2" w16cid:durableId="1544055417">
+    <w:abstractNumId w:val="1"/>
+  </w:num>
+</w:numbering>
 </file>
 
 <file path=word/styles.xml><?xml version="1.0" encoding="utf-8"?>
@@ -3150,6 +3614,7 @@
   <w:style w:type="character" w:default="1" w:styleId="DefaultParagraphFont">
     <w:name w:val="Default Paragraph Font"/>
     <w:uiPriority w:val="1"/>
+    <w:semiHidden/>
     <w:unhideWhenUsed/>
   </w:style>
   <w:style w:type="table" w:default="1" w:styleId="TableNormal">
